--- a/rapports/16_02_2026/Amina_DEME/coh_EQ2_sup_014301110009.docx
+++ b/rapports/16_02_2026/Amina_DEME/coh_EQ2_sup_014301110009.docx
@@ -25,7 +25,7 @@
         <w:br/>
         <w:t>Grappe: 014301110009</w:t>
         <w:br/>
-        <w:t>Date: 16/02/2026 a 12:40</w:t>
+        <w:t>Date: 16/02/2026 a 12:58</w:t>
       </w:r>
     </w:p>
     <w:p/>

--- a/rapports/16_02_2026/Amina_DEME/coh_EQ2_sup_014301110009.docx
+++ b/rapports/16_02_2026/Amina_DEME/coh_EQ2_sup_014301110009.docx
@@ -25,7 +25,7 @@
         <w:br/>
         <w:t>Grappe: 014301110009</w:t>
         <w:br/>
-        <w:t>Date: 16/02/2026 a 12:58</w:t>
+        <w:t>Date: 16/02/2026 a 13:05</w:t>
       </w:r>
     </w:p>
     <w:p/>
@@ -359,38 +359,6 @@
           </w:tcPr>
           <w:p>
             <w:r>
-              <w:t>Section12</w:t>
-            </w:r>
-          </w:p>
-        </w:tc>
-        <w:tc>
-          <w:tcPr>
-            <w:tcW w:type="dxa" w:w="3324"/>
-          </w:tcPr>
-          <w:p>
-            <w:r>
-              <w:t>Actifs du menage</w:t>
-            </w:r>
-          </w:p>
-        </w:tc>
-        <w:tc>
-          <w:tcPr>
-            <w:tcW w:type="dxa" w:w="3324"/>
-          </w:tcPr>
-          <w:p>
-            <w:r>
-              <w:t>8</w:t>
-            </w:r>
-          </w:p>
-        </w:tc>
-      </w:tr>
-      <w:tr>
-        <w:tc>
-          <w:tcPr>
-            <w:tcW w:type="dxa" w:w="3324"/>
-          </w:tcPr>
-          <w:p>
-            <w:r>
               <w:t>Section1</w:t>
             </w:r>
           </w:p>
@@ -487,7 +455,7 @@
           </w:tcPr>
           <w:p>
             <w:r>
-              <w:t>Section9c</w:t>
+              <w:t>Section12</w:t>
             </w:r>
           </w:p>
         </w:tc>
@@ -497,7 +465,39 @@
           </w:tcPr>
           <w:p>
             <w:r>
-              <w:t>Depenses non-alimentaires - 30 jours</w:t>
+              <w:t>Actifs du menage</w:t>
+            </w:r>
+          </w:p>
+        </w:tc>
+        <w:tc>
+          <w:tcPr>
+            <w:tcW w:type="dxa" w:w="3324"/>
+          </w:tcPr>
+          <w:p>
+            <w:r>
+              <w:t>6</w:t>
+            </w:r>
+          </w:p>
+        </w:tc>
+      </w:tr>
+      <w:tr>
+        <w:tc>
+          <w:tcPr>
+            <w:tcW w:type="dxa" w:w="3324"/>
+          </w:tcPr>
+          <w:p>
+            <w:r>
+              <w:t>Section13a</w:t>
+            </w:r>
+          </w:p>
+        </w:tc>
+        <w:tc>
+          <w:tcPr>
+            <w:tcW w:type="dxa" w:w="3324"/>
+          </w:tcPr>
+          <w:p>
+            <w:r>
+              <w:t>Transferts recus</w:t>
             </w:r>
           </w:p>
         </w:tc>
@@ -850,8 +850,6 @@
         <w:rPr>
           <w:sz w:val="20"/>
         </w:rPr>
-        <w:t xml:space="preserve">- Attention ! Vous avez déclaré en s01q00 que le répondant est la personne elle-même, or Mareme Diop est trop jeune (10 ans) pour fournir des informations correctes. Prière de refaire la section 1 pour Mareme Diop en demandant à un adulte de répondre aux questions à sa place. </w:t>
-        <w:br/>
         <w:t>- Les informations sur l'acte de naissance (ni Jours, ni mois et ni années) de  Sokhna Seye  manquent, s'il vous plait pouvez-vous fournir d'effort pour avoir ces informations. La raison principale pour laquelle que Sokhna Seye est venu vivre dans cette localité est Déménagement et semble exister dans les modalités, prière de prendre attache avec le QG pour plus d'explication afin de la classer bien.</w:t>
       </w:r>
     </w:p>
@@ -923,7 +921,7 @@
         <w:rPr>
           <w:sz w:val="20"/>
         </w:rPr>
-        <w:t>- Attention ! Le prix unitaire d'achat (125 Fcfa) de Œufs frais en Pièce (taille unique) est relativement élevé par rapport aux autres prix observés dans cette zone. Prière de corriger ou de confirmer avec le QG. Attention ! Le prix unitaire d'achat (2000 Fcfa) de Capitaine frais en Tas (Moyen) est relativement élevé par rapport aux autres prix observés dans cette zone. Prière de corriger ou de confirmer avec le QG. Attention ! Le prix unitaire d'achat (500 Fcfa) de Gombo frais en Tas (Moyen) est relativement élevé par rapport aux autres prix observés dans cette zone. Prière de corriger ou de confirmer avec le QG. Avertissement!!! Le ménage a consommé 4 Cuillère Moyen de Pâte d'arachide, cette quantité semble anormale pour une consommation des 7 derniers jours. Etes vous sur d'avoir selectionner la bonne unitée ? prière de verifier et corriger. Incoherence!!! Le ménage a consommé 2 Cuillère Petit de Farine de blé locale ou importée, cette quantité semble anormale pour une consommation des 7 derniers jours, prière de verifier et corriger. Incohérence!! Dans ce ménage, chaque individus consomme par jour 41.34257 Kg  de cereale; Prière de revoir les quantités prises de ces produits.</w:t>
+        <w:t>- Attention ! Le prix unitaire d'achat (1000 Fcfa) de Poisson de mer séché (yayeboye) en Morceau (Portion) (Grand) est relativement élevé par rapport aux autres prix observés dans cette zone. Prière de corriger ou de confirmer avec le QG. Attention ! Le prix unitaire d'achat (125 Fcfa) de Œufs frais en Pièce (taille unique) est relativement élevé par rapport aux autres prix observés dans cette zone. Prière de corriger ou de confirmer avec le QG. Attention ! Le prix unitaire d'achat (2000 Fcfa) de Capitaine frais en Tas (Moyen) est relativement élevé par rapport aux autres prix observés dans cette zone. Prière de corriger ou de confirmer avec le QG. Attention ! Le prix unitaire d'achat (500 Fcfa) de Gombo frais en Tas (Moyen) est relativement élevé par rapport aux autres prix observés dans cette zone. Prière de corriger ou de confirmer avec le QG. Attention ! Soupçons de quantité anormale! Le ménage de Sokhna Seye avec une taille de 5 personnes a consommé 12 Pièce en Petit de Piment frais qui est relativement élevé comme consommation par rapport à la condition de vie des autres ménages de même taille dans cette zone. Prière de corriger ou de confirmer avec le QG. Attention ! Soupçons de quantité anormale! Le ménage de Sokhna Seye avec une taille de 5 personnes a consommé 5 Pièce en Moyen de Aubergine   qui est relativement élevé comme consommation par rapport à la condition de vie des autres ménages de même taille dans cette zone. Prière de corriger ou de confirmer avec le QG. Avertissement!!! Le ménage a consommé 4 Cuillère Moyen de Pâte d'arachide, cette quantité semble anormale pour une consommation des 7 derniers jours. Etes vous sur d'avoir selectionner la bonne unitée ? prière de verifier et corriger. Incoherence!!! Le ménage a consommé 2 Cuillère Petit de Farine de blé locale ou importée, cette quantité semble anormale pour une consommation des 7 derniers jours, prière de verifier et corriger. Attention ! Le prix unitaire d'achat (150 Fcfa) de Farine de blé locale ou importée en Sachets (Petit) est relativement élevé par rapport aux autres prix observés dans cette zone. Prière de corriger ou de confirmer avec le QG. Incohérence!! Dans ce ménage, chaque individus consomme par jour 77.63886 Kg  de cereale; Prière de revoir les quantités prises de ces produits.</w:t>
       </w:r>
     </w:p>
     <w:p>
@@ -966,29 +964,6 @@
           <w:sz w:val="20"/>
         </w:rPr>
         <w:t>- Le montant mensuel du loyer est trop élevé dans un milieu urbain, Veuillez s'il vous plaît corriger cette information. Le montant mensuel du loyer, y compris les avantages liés au logement (eau, électricité, téléphone etc.) payé par ce (s) tiers? (FCFA) est trop faible ou trop élevé, veuillez revoir la question s11q09 s'il vous plait.  Le tiers non membre du ménage qui paie partiellement ou totalement le loyer est son mari et semble exister dans les modalités, prière de prendre attache avec le QG pour plus d'explication afin de la classer bien.  La principale source d'approvisionnement en eau du ménage est eau filtrée et semble exister dans les modalités, prière de prendre attache avec le QG pour plus d'explication afin de la classer bien.</w:t>
-      </w:r>
-    </w:p>
-    <w:p>
-      <w:r>
-        <w:rPr>
-          <w:b/>
-          <w:color w:val="4672C4"/>
-          <w:sz w:val="22"/>
-        </w:rPr>
-        <w:t>&gt;&gt; Section12 - Actifs du menage</w:t>
-      </w:r>
-    </w:p>
-    <w:p>
-      <w:pPr>
-        <w:ind w:left="283"/>
-      </w:pPr>
-      <w:r>
-        <w:rPr>
-          <w:sz w:val="20"/>
-        </w:rPr>
-        <w:t xml:space="preserve">- Attention ! Bonbonne de gaz a été revendu à 18000 Fcfa qui est relativement élevé par rapport aux autres prix de revente observés dans cette zone. Prière de corriger ou de confirmer avec le QG. </w:t>
-        <w:br/>
-        <w:t>- Attention ! Lit a été revendu à 500000 Fcfa qui est relativement élevé par rapport aux autres prix de revente observés dans cette zone. Prière de corriger ou de confirmer avec le QG.</w:t>
       </w:r>
     </w:p>
     <w:p>
@@ -1527,27 +1502,6 @@
           <w:color w:val="4672C4"/>
           <w:sz w:val="22"/>
         </w:rPr>
-        <w:t>&gt;&gt; Section9c - Depenses non-alimentaires - 30 jours</w:t>
-      </w:r>
-    </w:p>
-    <w:p>
-      <w:pPr>
-        <w:ind w:left="283"/>
-      </w:pPr>
-      <w:r>
-        <w:rPr>
-          <w:sz w:val="20"/>
-        </w:rPr>
-        <w:t>- La dernière fois que vous avez acheté Frais de blanchiment des vêtements, linge, etc. (Pressing) est pressing et semble exister dans les modalités, prière de prendre attache avec le QG pour plus d'explication afin de la classer bien.</w:t>
-      </w:r>
-    </w:p>
-    <w:p>
-      <w:r>
-        <w:rPr>
-          <w:b/>
-          <w:color w:val="4672C4"/>
-          <w:sz w:val="22"/>
-        </w:rPr>
         <w:t>&gt;&gt; Section9d - Depenses non-alimentaires - 3 mois</w:t>
       </w:r>
     </w:p>
@@ -1605,10 +1559,6 @@
         <w:rPr>
           <w:sz w:val="20"/>
         </w:rPr>
-        <w:t xml:space="preserve">- Attention ! Matelas simple a été achété à 170000 Fcfa est relativement élevé par rapport aux autres prix d'achat observés dans cette zone. Prière de corriger ou de confirmer avec le QG. </w:t>
-        <w:br/>
-        <w:t xml:space="preserve">- Attention ! Téléphone fixe a été achété à 770000 Fcfa est relativement élevé par rapport aux autres prix d'achat observés dans cette zone. Prière de corriger ou de confirmer avec le QG. Attention ! Téléphone fixe a été revendu à 500000 Fcfa qui est relativement élevé par rapport aux autres prix de revente observés dans cette zone. Prière de corriger ou de confirmer avec le QG. </w:t>
-        <w:br/>
         <w:t>- Attention ! Téléphone portable a été achété à 770000 Fcfa est relativement élevé par rapport aux autres prix d'achat observés dans cette zone. Prière de corriger ou de confirmer avec le QG. Attention ! Téléphone portable a été revendu à 500000 Fcfa qui est relativement élevé par rapport aux autres prix de revente observés dans cette zone. Prière de corriger ou de confirmer avec le QG.</w:t>
       </w:r>
     </w:p>
@@ -2123,49 +2073,7 @@
         <w:rPr>
           <w:sz w:val="20"/>
         </w:rPr>
-        <w:t>- La dernière fois que vous avez acheté Jus de fruits type 1 (orange, ananas, bissap, gingembre, jus de cajou, etc.) est domicile vendeur et semble exister dans les modalités, prière de prendre attache avec le QG pour plus d'explication afin de la classer bien. Attention ! Le prix unitaire d'achat (100 Fcfa) de Caramel, bonbons, confiseries, etc. en Pièce (Petit) est relativement élevé par rapport aux autres prix observés dans cette zone. Prière de corriger ou de confirmer avec le QG. Attention ! Le prix unitaire d'achat (150 Fcfa) de Aubergine   en Pièce (Petit) est relativement élevé par rapport aux autres prix observés dans cette zone. Prière de corriger ou de confirmer avec le QG. Attention ! Le prix unitaire d'achat (150 Fcfa) de Aubergine sauvage  en Pièce (Moyen) est relativement élevé par rapport aux autres prix observés dans cette zone. Prière de corriger ou de confirmer avec le QG. Attention ! Le prix unitaire d'achat (150 Fcfa) de Patate douce en Pièce (Petit) est relativement élevé par rapport aux autres prix observés dans cette zone. Prière de corriger ou de confirmer avec le QG. Attention ! Le prix unitaire d'achat (1500 Fcfa) de Pastèque en Pièce (Moyen) est relativement élevé par rapport aux autres prix observés dans cette zone. Prière de corriger ou de confirmer avec le QG. Attention ! Le prix unitaire d'achat (200 Fcfa) de Carotte en Pièce (Petit) est relativement élevé par rapport aux autres prix observés dans cette zone. Prière de corriger ou de confirmer avec le QG. Attention ! Le prix unitaire d'achat (200 Fcfa) de Niébé/Haricots secs en Sachets (Petit) est relativement élevé par rapport aux autres prix observés dans cette zone. Prière de corriger ou de confirmer avec le QG. Attention ! Le prix unitaire d'achat (2000 Fcfa) de Capitaine frais en Tas (Moyen) est relativement élevé par rapport aux autres prix observés dans cette zone. Prière de corriger ou de confirmer avec le QG. Attention ! Le prix unitaire d'achat (50 Fcfa) de Feuilles de patate en Sachets (Tres petit) est relativement faible par rapport aux autres prix observés dans cette zone. Prière de corriger ou de confirmer avec le QG. Avertissement!! Les quantités du Thé en feuille consommées en Sachets industriel semble incoherent car les ménages consomment géneralement en sachet ou en paquet, prière de corriger ou confirmer avec le QG. Avertissement!!  le prix unitaire (3500 Fcfa) de Thé en feuille en Paquet de taille  Moyen est très faible ou élevé, prière de corriger. Avertissement!!! Le ménage a consommé 10 Cuillère Petit de Chocolat pâte à tartiner, cette quantité semble anormale pour une consommation des 7 derniers jours.Prière de corriger ou de confirmer avec le QG. Avertissement!!! Le ménage a consommé 10 Morceau (Portion) Petit de Saucisson/saucisses, cette quantité semble anormale pour une consommation des 7 derniers jours.Prière de corriger ou de confirmer avec le QG. Avertissement!!! Le ménage a consommé 4 Paquet Petit de Thé en sachet, cette quantité semble anormale pour une consommation des 7 derniers jours.Prière de corriger ou de confirmer avec le QG. Avertissement!! le prix unitaire (150 Fcfa) de Thé en sachet (unité: Paquet) de taille Petit est très faible ou élevé. Prière de corriger ou de confirmer avec le QG. Incohérence!! Dans ce ménage, chaque individus consomme par jour 37.70833 Kg  de cereale; Prière de revoir les quantités prises de ces produits. Incohérence!! Dans ce ménage, chaque individus consomme par jour 37.70833 Kg  de cereale; Prière de revoir les quantités prises de ces produits. Incohérence!! Dans ce ménage, chaque individus consomme par jour 37.70833 Kg  de cereale; Prière de revoir les quantités prises de ces produits.</w:t>
-      </w:r>
-    </w:p>
-    <w:p>
-      <w:r>
-        <w:rPr>
-          <w:b/>
-          <w:color w:val="4672C4"/>
-          <w:sz w:val="22"/>
-        </w:rPr>
-        <w:t>&gt;&gt; Section11 - Caracteristiques logement</w:t>
-      </w:r>
-    </w:p>
-    <w:p>
-      <w:pPr>
-        <w:ind w:left="283"/>
-      </w:pPr>
-      <w:r>
-        <w:rPr>
-          <w:sz w:val="20"/>
-        </w:rPr>
-        <w:t>- En cas de coupure de courant du réseau, la source d’énergie que le ménage utilise est lampe téléphone et semble exister dans les modalités, prière de prendre attache avec le QG pour plus d'explication afin de la classer bien.</w:t>
-      </w:r>
-    </w:p>
-    <w:p>
-      <w:r>
-        <w:rPr>
-          <w:b/>
-          <w:color w:val="4672C4"/>
-          <w:sz w:val="22"/>
-        </w:rPr>
-        <w:t>&gt;&gt; Section12 - Actifs du menage</w:t>
-      </w:r>
-    </w:p>
-    <w:p>
-      <w:pPr>
-        <w:ind w:left="283"/>
-      </w:pPr>
-      <w:r>
-        <w:rPr>
-          <w:sz w:val="20"/>
-        </w:rPr>
-        <w:t>- Avertissement!!! Le prix d'achat (500000) de l'article  Lit est inférieur aux prix de revente (600000)  avec l'âge du bien atteignant 3 ans. Prière de vérifier ou confirmer avec l'enquêté et mettre les bonnes valeurs après verification, s'il le faut. Attention ! Lit a été revendu à 600000 Fcfa qui est relativement élevé par rapport aux autres prix de revente observés dans cette zone. Prière de corriger ou de confirmer avec le QG.</w:t>
+        <w:t>- La dernière fois que vous avez acheté Jus de fruits type 1 (orange, ananas, bissap, gingembre, jus de cajou, etc.) est domicile vendeur et semble exister dans les modalités, prière de prendre attache avec le QG pour plus d'explication afin de la classer bien. Attention ! Le prix unitaire d'achat (100 Fcfa) de Caramel, bonbons, confiseries, etc. en Pièce (Petit) est relativement élevé par rapport aux autres prix observés dans cette zone. Prière de corriger ou de confirmer avec le QG. Attention ! Le prix unitaire d'achat (150 Fcfa) de Aubergine   en Pièce (Petit) est relativement élevé par rapport aux autres prix observés dans cette zone. Prière de corriger ou de confirmer avec le QG. Attention ! Le prix unitaire d'achat (150 Fcfa) de Aubergine sauvage  en Pièce (Moyen) est relativement élevé par rapport aux autres prix observés dans cette zone. Prière de corriger ou de confirmer avec le QG. Attention ! Le prix unitaire d'achat (150 Fcfa) de Patate douce en Pièce (Petit) est relativement élevé par rapport aux autres prix observés dans cette zone. Prière de corriger ou de confirmer avec le QG. Attention ! Le prix unitaire d'achat (200 Fcfa) de Carotte en Pièce (Petit) est relativement élevé par rapport aux autres prix observés dans cette zone. Prière de corriger ou de confirmer avec le QG. Attention ! Le prix unitaire d'achat (200 Fcfa) de Niébé/Haricots secs en Sachets (Petit) est relativement élevé par rapport aux autres prix observés dans cette zone. Prière de corriger ou de confirmer avec le QG. Attention ! Le prix unitaire d'achat (2000 Fcfa) de Capitaine frais en Tas (Moyen) est relativement élevé par rapport aux autres prix observés dans cette zone. Prière de corriger ou de confirmer avec le QG. Avertissement!! Les quantités du Thé en feuille consommées en Sachets industriel semble incoherent car les ménages consomment géneralement en sachet ou en paquet, prière de corriger ou confirmer avec le QG. Avertissement!!  le prix unitaire (3500 Fcfa) de Thé en feuille en Paquet de taille  Moyen est très faible ou élevé, prière de corriger. Avertissement!!! Le ménage a consommé 10 Cuillère Petit de Chocolat pâte à tartiner, cette quantité semble anormale pour une consommation des 7 derniers jours.Prière de corriger ou de confirmer avec le QG. Avertissement!!! Le ménage a consommé 10 Morceau (Portion) Petit de Saucisson/saucisses, cette quantité semble anormale pour une consommation des 7 derniers jours.Prière de corriger ou de confirmer avec le QG. Avertissement!!! Le ménage a consommé 4 Paquet Petit de Thé en sachet, cette quantité semble anormale pour une consommation des 7 derniers jours.Prière de corriger ou de confirmer avec le QG. Avertissement!! le prix unitaire (150 Fcfa) de Thé en sachet (unité: Paquet) de taille Petit est très faible ou élevé. Prière de corriger ou de confirmer avec le QG. Incohérence!! Dans ce ménage, chaque individus consomme par jour 63.81548 Kg  de cereale; Prière de revoir les quantités prises de ces produits. Incohérence!! Dans ce ménage, chaque individus consomme par jour 63.81548 Kg  de cereale; Prière de revoir les quantités prises de ces produits. Incohérence!! Dans ce ménage, chaque individus consomme par jour 63.81548 Kg  de cereale; Prière de revoir les quantités prises de ces produits.</w:t>
       </w:r>
     </w:p>
     <w:p>
@@ -2616,7 +2524,7 @@
         <w:rPr>
           <w:sz w:val="20"/>
         </w:rPr>
-        <w:t>- Attention ! Le prix unitaire d'achat (666.6667 Fcfa) de Carpe frais en Tas (Moyen) est relativement faible par rapport aux autres prix observés dans cette zone. Prière de corriger ou de confirmer avec le QG. Attention ! Le prix unitaire d'achat (700 Fcfa) de Sucre en poudre  en Kg (taille unique) est relativement élevé par rapport aux autres prix observés dans cette zone. Prière de corriger ou de confirmer avec le QG. Incohérence!! Dans ce ménage, chaque individus consomme par jour 45.46172 Kg  de cereale; Prière de revoir les quantités prises de ces produits. Incohérence!! Dans ce ménage, chaque individus consomme par jour 45.46172 Kg  de cereale; Prière de revoir les quantités prises de ces produits. Attention ! Le prix unitaire d'achat (600 Fcfa) de Riz importé parfumé en Kg (taille unique) est relativement élevé par rapport aux autres prix observés dans cette zone. Prière de corriger ou de confirmer avec le QG.</w:t>
+        <w:t>- Attention ! Le prix unitaire d'achat (50 Fcfa) de Ail en Gousse (Moyen) est relativement faible par rapport aux autres prix observés dans cette zone. Prière de corriger ou de confirmer avec le QG. Attention ! Le prix unitaire d'achat (700 Fcfa) de Sucre en poudre  en Kg (taille unique) est relativement élevé par rapport aux autres prix observés dans cette zone. Prière de corriger ou de confirmer avec le QG. Attention ! Soupçons de quantité anormale! Le ménage de Khadija Barry avec une taille de 5 personnes a consommé 14 Pièce en Petit de Piment frais qui est relativement élevé comme consommation par rapport à la condition de vie des autres ménages de même taille dans cette zone. Prière de corriger ou de confirmer avec le QG. Incohérence!! Dans ce ménage, chaque individus consomme par jour 86.18657 Kg  de cereale; Prière de revoir les quantités prises de ces produits. Incohérence!! Dans ce ménage, chaque individus consomme par jour 86.18657 Kg  de cereale; Prière de revoir les quantités prises de ces produits. Attention ! Le prix unitaire d'achat (600 Fcfa) de Riz importé parfumé en Kg (taille unique) est relativement élevé par rapport aux autres prix observés dans cette zone. Prière de corriger ou de confirmer avec le QG.</w:t>
       </w:r>
     </w:p>
     <w:p>
@@ -3200,7 +3108,7 @@
         <w:rPr>
           <w:sz w:val="20"/>
         </w:rPr>
-        <w:t>- Attention ! Le prix unitaire d'achat (1000 Fcfa) de Banane douce en Tas (Moyen) est relativement élevé par rapport aux autres prix observés dans cette zone. Prière de corriger ou de confirmer avec le QG. Attention ! Le prix unitaire d'achat (1200 Fcfa) de Choux en Morceau (Portion) (Petit) est relativement élevé par rapport aux autres prix observés dans cette zone. Prière de corriger ou de confirmer avec le QG. Attention ! Le prix unitaire d'achat (500 Fcfa) de Poivre en Sachets (Petit) est relativement élevé par rapport aux autres prix observés dans cette zone. Prière de corriger ou de confirmer avec le QG. Avertissement!! La quantité (3.25 litre) du produit Huile de soja  consommée  par le ménage semble très élevé, prière de corriger ou confirmer avec le QG. Avertissement!!! Le ménage a consommé 4 Cuillère Moyen de Pâte d'arachide, cette quantité semble anormale pour une consommation des 7 derniers jours. Etes vous sur d'avoir selectionner la bonne unitée ? prière de verifier et corriger. Avertissement!!! Le ménage a consommé 7 Paquet Tres petit de Thé en sachet, cette quantité semble anormale pour une consommation des 7 derniers jours.Prière de corriger ou de confirmer avec le QG. Avertissement!! le prix unitaire (150 Fcfa) de Thé en sachet (unité: Paquet) de taille Tres petit est très faible ou élevé. Prière de corriger ou de confirmer avec le QG. Incohérence!! Dans ce ménage, chaque individus consomme par jour 17.33388 Kg  de cereale; Prière de revoir les quantités prises de ces produits.</w:t>
+        <w:t>- Attention ! Le prix unitaire d'achat (1000 Fcfa) de Banane douce en Tas (Moyen) est relativement élevé par rapport aux autres prix observés dans cette zone. Prière de corriger ou de confirmer avec le QG. Attention ! Le prix unitaire d'achat (1200 Fcfa) de Choux en Morceau (Portion) (Petit) est relativement élevé par rapport aux autres prix observés dans cette zone. Prière de corriger ou de confirmer avec le QG. Attention ! Le prix unitaire d'achat (300 Fcfa) de Concombre en Pièce (Moyen) est relativement élevé par rapport aux autres prix observés dans cette zone. Prière de corriger ou de confirmer avec le QG. Attention ! Le prix unitaire d'achat (500 Fcfa) de Poivre en Sachets (Petit) est relativement élevé par rapport aux autres prix observés dans cette zone. Prière de corriger ou de confirmer avec le QG. Avertissement!! La quantité (3.25 litre) du produit Huile de soja  consommée  par le ménage semble très élevé, prière de corriger ou confirmer avec le QG. Avertissement!!! Le ménage a consommé 4 Cuillère Moyen de Pâte d'arachide, cette quantité semble anormale pour une consommation des 7 derniers jours. Etes vous sur d'avoir selectionner la bonne unitée ? prière de verifier et corriger. Avertissement!!! Le ménage a consommé 7 Paquet Tres petit de Thé en sachet, cette quantité semble anormale pour une consommation des 7 derniers jours.Prière de corriger ou de confirmer avec le QG. Avertissement!! le prix unitaire (150 Fcfa) de Thé en sachet (unité: Paquet) de taille Tres petit est très faible ou élevé. Prière de corriger ou de confirmer avec le QG. Incohérence!! Dans ce ménage, chaque individus consomme par jour 28.11286 Kg  de cereale; Prière de revoir les quantités prises de ces produits.</w:t>
       </w:r>
     </w:p>
     <w:p>
@@ -3687,7 +3595,7 @@
         <w:rPr>
           <w:sz w:val="20"/>
         </w:rPr>
-        <w:t>- Attention ! Le prix unitaire d'achat (100 Fcfa) de Café en poudre soluble en Sachets industriel (Petit) est relativement élevé par rapport aux autres prix observés dans cette zone. Prière de corriger ou de confirmer avec le QG. Incohérence!! Dans ce ménage, chaque individus consomme par jour 37.76786 Kg  de cereale; Prière de revoir les quantités prises de ces produits.</w:t>
+        <w:t>- Attention ! Le prix unitaire d'achat (100 Fcfa) de Café en poudre soluble en Sachets industriel (Petit) est relativement élevé par rapport aux autres prix observés dans cette zone. Prière de corriger ou de confirmer avec le QG. Attention ! Le prix unitaire d'achat (125 Fcfa) de Lait en poudre en Sachets (Petit) est relativement élevé par rapport aux autres prix observés dans cette zone. Prière de corriger ou de confirmer avec le QG. Incohérence!! Dans ce ménage, chaque individus consomme par jour 64.38357 Kg  de cereale; Prière de revoir les quantités prises de ces produits.</w:t>
       </w:r>
     </w:p>
     <w:p>
@@ -4214,7 +4122,7 @@
         <w:rPr>
           <w:sz w:val="20"/>
         </w:rPr>
-        <w:t>- Attention ! Le prix unitaire d'achat (50 Fcfa) de Poivron frais en Pièce (Moyen) est relativement faible par rapport aux autres prix observés dans cette zone. Prière de corriger ou de confirmer avec le QG. Attention ! Soupçons de quantité anormale! Le ménage de Khady Ba dit Adji Ba avec une taille de 2 personnes a consommé 6 Cube en Moyen de Cube alimentaire (Maggi, Jumbo, ) qui est relativement élevé comme consommation par rapport à la condition de vie des autres ménages de même taille dans cette zone. Prière de corriger ou de confirmer avec le QG. Avertissement!!! Le ménage a consommé 25 Pièce Moyen de Sucre en morceaux, cette quantité semble anormale pour une consommation des 7 derniers jours.Prière de corriger ou de confirmer avec le QG. Incohérence!! Dans ce ménage, chaque individus consomme par jour 139.7679 Kg  de cereale; Prière de revoir les quantités prises de ces produits.</w:t>
+        <w:t>- Attention ! Le prix unitaire d'achat (50 Fcfa) de Poivron frais en Pièce (Moyen) est relativement faible par rapport aux autres prix observés dans cette zone. Prière de corriger ou de confirmer avec le QG. Attention ! Soupçons de quantité anormale! Le ménage de Khady Ba dit Adji Ba avec une taille de 2 personnes a consommé 6 Cube en Moyen de Cube alimentaire (Maggi, Jumbo, ) qui est relativement élevé comme consommation par rapport à la condition de vie des autres ménages de même taille dans cette zone. Prière de corriger ou de confirmer avec le QG. Avertissement!!! Le ménage a consommé 25 Pièce Moyen de Sucre en morceaux, cette quantité semble anormale pour une consommation des 7 derniers jours.Prière de corriger ou de confirmer avec le QG. Incohérence!! Dans ce ménage, chaque individus consomme par jour 225.625 Kg  de cereale; Prière de revoir les quantités prises de ces produits. Attention ! Soupçons de quantité anormale! Le ménage de Khady Ba dit Adji Ba avec une taille de 2 personnes a consommé 4 Kg en taille unique de Riz importé parfumé qui est relativement élevé comme consommation par rapport à la condition de vie des autres ménages de même taille dans cette zone. Prière de corriger ou de confirmer avec le QG.</w:t>
       </w:r>
     </w:p>
     <w:p>
@@ -4820,7 +4728,7 @@
         <w:rPr>
           <w:sz w:val="20"/>
         </w:rPr>
-        <w:t>- Attention ! Le prix unitaire d'achat (1000 Fcfa) de Oignon frais en Kg (taille unique) est relativement élevé par rapport aux autres prix observés dans cette zone. Prière de corriger ou de confirmer avec le QG. Attention ! Le prix unitaire d'achat (5000 Fcfa) de Chinchard (Tièkè Dièguè) en Tas (Moyen) est relativement élevé par rapport aux autres prix observés dans cette zone. Prière de corriger ou de confirmer avec le QG. Attention ! Le prix unitaire d'achat (600 Fcfa) de Tomate fraîche en Kg (taille unique) est relativement faible par rapport aux autres prix observés dans cette zone. Prière de corriger ou de confirmer avec le QG. Avertissement!!! Le ménage a consommé 15 Sachets industriel Petit de Caramel, bonbons, confiseries, etc., cette quantité semble anormale pour une consommation des 7 derniers jours.Prière de corriger ou de confirmer avec le QG. Avertissement!!! Le ménage a consommé 2 Paquet Petit de Thé en sachet, cette quantité semble anormale pour une consommation des 7 derniers jours.Prière de corriger ou de confirmer avec le QG. Avertissement!! le prix unitaire (150 Fcfa) de Thé en sachet (unité: Paquet) de taille Petit est très faible ou élevé. Prière de corriger ou de confirmer avec le QG. Incohérence!! Dans ce ménage, chaque individus consomme par jour 26.06018 Kg  de cereale; Prière de revoir les quantités prises de ces produits. Le prix d'achat unitaire (7000 Fcfa) de Silure séché en Kg de taille taille unique prière de regarder les reponses prises dans les questions s07bq07a s07bq07b s07bq07c s07bq08 pour mieux corriger. Le prix d'achat unitaire (8000 Fcfa) de Poivre en Kg de taille taille unique prière de regarder les reponses prises dans les questions s07bq07a s07bq07b s07bq07c s07bq08 pour mieux corriger.</w:t>
+        <w:t>- Attention ! Le prix unitaire d'achat (1000 Fcfa) de Oignon frais en Kg (taille unique) est relativement élevé par rapport aux autres prix observés dans cette zone. Prière de corriger ou de confirmer avec le QG. Attention ! Le prix unitaire d'achat (5000 Fcfa) de Chinchard (Tièkè Dièguè) en Tas (Moyen) est relativement élevé par rapport aux autres prix observés dans cette zone. Prière de corriger ou de confirmer avec le QG. Avertissement!!! Le ménage a consommé 15 Sachets industriel Petit de Caramel, bonbons, confiseries, etc., cette quantité semble anormale pour une consommation des 7 derniers jours.Prière de corriger ou de confirmer avec le QG. Avertissement!!! Le ménage a consommé 2 Paquet Petit de Thé en sachet, cette quantité semble anormale pour une consommation des 7 derniers jours.Prière de corriger ou de confirmer avec le QG. Avertissement!! le prix unitaire (150 Fcfa) de Thé en sachet (unité: Paquet) de taille Petit est très faible ou élevé. Prière de corriger ou de confirmer avec le QG. Incohérence!! Dans ce ménage, chaque individus consomme par jour 50.76107 Kg  de cereale; Prière de revoir les quantités prises de ces produits. Le prix d'achat unitaire (7000 Fcfa) de Silure séché en Kg de taille taille unique prière de regarder les reponses prises dans les questions s07bq07a s07bq07b s07bq07c s07bq08 pour mieux corriger. Le prix d'achat unitaire (8000 Fcfa) de Poivre en Kg de taille taille unique prière de regarder les reponses prises dans les questions s07bq07a s07bq07b s07bq07c s07bq08 pour mieux corriger.</w:t>
       </w:r>
     </w:p>
     <w:p>
@@ -5235,27 +5143,6 @@
           <w:color w:val="4672C4"/>
           <w:sz w:val="22"/>
         </w:rPr>
-        <w:t>&gt;&gt; Section0 - Identification et renseignements de controle</w:t>
-      </w:r>
-    </w:p>
-    <w:p>
-      <w:pPr>
-        <w:ind w:left="283"/>
-      </w:pPr>
-      <w:r>
-        <w:rPr>
-          <w:sz w:val="20"/>
-        </w:rPr>
-        <w:t>- Le questionnaire semble ne pas être complètement fini mais le questionnaire est en statut complet, prière de compléter le questionnaire.</w:t>
-      </w:r>
-    </w:p>
-    <w:p>
-      <w:r>
-        <w:rPr>
-          <w:b/>
-          <w:color w:val="4672C4"/>
-          <w:sz w:val="22"/>
-        </w:rPr>
         <w:t>&gt;&gt; Section1 - Caracteristiques des membres</w:t>
       </w:r>
     </w:p>
@@ -5330,7 +5217,7 @@
         <w:rPr>
           <w:sz w:val="20"/>
         </w:rPr>
-        <w:t>- Attention ! Soupçons de quantité anormale! Le ménage de OUSMANE DIALLO avec une taille de 1 personnes a consommé 2 Bouteille 10l en taille unique de Eau minérale/filtrée en bouteille locale qui est relativement élevé comme consommation par rapport à la condition de vie des autres ménages de même taille dans cette zone. Prière de corriger ou de confirmer avec le QG. Attention ! Soupçons de quantité anormale! Le ménage de OUSMANE DIALLO avec une taille de 1 personnes a consommé 3 Kg en taille unique de Banane douce qui est relativement élevé comme consommation par rapport à la condition de vie des autres ménages de même taille dans cette zone. Prière de corriger ou de confirmer avec le QG. Avertissement!!! Le ménage a consommé 21 Paquet Petit de Thé en sachet, cette quantité semble anormale pour une consommation des 7 derniers jours.Prière de corriger ou de confirmer avec le QG. Avertissement!! le prix unitaire (150 Fcfa) de Thé en sachet (unité: Paquet) de taille Petit est très faible ou élevé. Prière de corriger ou de confirmer avec le QG.</w:t>
+        <w:t>- Attention ! Soupçons de quantité anormale! Le ménage de OUSMANE DIALLO avec une taille de 1 personnes a consommé 2 Bouteille 10l en taille unique de Eau minérale/filtrée en bouteille locale qui est relativement élevé comme consommation par rapport à la condition de vie des autres ménages de même taille dans cette zone. Prière de corriger ou de confirmer avec le QG. Attention ! Soupçons de quantité anormale! Le ménage de OUSMANE DIALLO avec une taille de 1 personnes a consommé 3 Kg en taille unique de Banane douce qui est relativement élevé comme consommation par rapport à la condition de vie des autres ménages de même taille dans cette zone. Prière de corriger ou de confirmer avec le QG. Avertissement!!! Le ménage a consommé 21 Paquet Petit de Thé en sachet, cette quantité semble anormale pour une consommation des 7 derniers jours.Prière de corriger ou de confirmer avec le QG. Avertissement!! le prix unitaire (150 Fcfa) de Thé en sachet (unité: Paquet) de taille Petit est très faible ou élevé. Prière de corriger ou de confirmer avec le QG. Attention ! Soupçons de quantité anormale! Le ménage de OUSMANE DIALLO avec une taille de 1 personnes a consommé 21 Paquet en Petit de Thé en sachet qui est relativement élevé comme consommation par rapport à la condition de vie des autres ménages de même taille dans cette zone. Prière de corriger ou de confirmer avec le QG.</w:t>
       </w:r>
     </w:p>
     <w:p>
@@ -5802,6 +5689,27 @@
           <w:color w:val="4672C4"/>
           <w:sz w:val="22"/>
         </w:rPr>
+        <w:t>&gt;&gt; Section0 - Identification et renseignements de controle</w:t>
+      </w:r>
+    </w:p>
+    <w:p>
+      <w:pPr>
+        <w:ind w:left="283"/>
+      </w:pPr>
+      <w:r>
+        <w:rPr>
+          <w:sz w:val="20"/>
+        </w:rPr>
+        <w:t>- Vous avez declaré que le questionnaire est complètement fini mais le questionnaire est en statut partiel, prière de mettre le questionnaire en statut complet s'il est fini.</w:t>
+      </w:r>
+    </w:p>
+    <w:p>
+      <w:r>
+        <w:rPr>
+          <w:b/>
+          <w:color w:val="4672C4"/>
+          <w:sz w:val="22"/>
+        </w:rPr>
         <w:t>&gt;&gt; Section2 - Education</w:t>
       </w:r>
     </w:p>
@@ -5911,7 +5819,7 @@
         <w:rPr>
           <w:sz w:val="20"/>
         </w:rPr>
-        <w:t>- Attention ! Le prix unitaire d'achat (125 Fcfa) de Œufs frais en Pièce (taille unique) est relativement élevé par rapport aux autres prix observés dans cette zone. Prière de corriger ou de confirmer avec le QG. Attention ! Soupçons de quantité anormale! Le ménage de Waly Diouf avec une taille de 7 personnes a consommé 36 Pièce en taille unique de Œufs frais qui est relativement élevé comme consommation par rapport à la condition de vie des autres ménages de même taille dans cette zone. Prière de corriger ou de confirmer avec le QG. Attention ! Le prix unitaire d'achat (5000 Fcfa) de Capitaine frais en Tas (Grand) est relativement élevé par rapport aux autres prix observés dans cette zone. Prière de corriger ou de confirmer avec le QG. Attention ! Le prix unitaire d'achat (5000 Fcfa) de Viande de poulet entier en Pièce (Grand) est relativement élevé par rapport aux autres prix observés dans cette zone. Prière de corriger ou de confirmer avec le QG. Attention ! Soupçons de quantité anormale! Le ménage de Waly Diouf avec une taille de 7 personnes a consommé 1.5 Kg en taille unique de Silure fumé qui est relativement élevé comme consommation par rapport à la condition de vie des autres ménages de même taille dans cette zone. Prière de corriger ou de confirmer avec le QG. Attention ! Soupçons de quantité anormale! Le ménage de Waly Diouf avec une taille de 7 personnes a consommé 10.25 Kg en taille unique de Oignon frais qui est relativement élevé comme consommation par rapport à la condition de vie des autres ménages de même taille dans cette zone. Prière de corriger ou de confirmer avec le QG. Attention ! Soupçons de quantité anormale! Le ménage de Waly Diouf avec une taille de 7 personnes a consommé 12 Pièce en Petit de Carotte qui est relativement élevé comme consommation par rapport à la condition de vie des autres ménages de même taille dans cette zone. Prière de corriger ou de confirmer avec le QG. Attention ! Soupçons de quantité anormale! Le ménage de Waly Diouf avec une taille de 7 personnes a consommé 18 Pièce en Moyen de Aubergine sauvage  qui est relativement élevé comme consommation par rapport à la condition de vie des autres ménages de même taille dans cette zone. Prière de corriger ou de confirmer avec le QG. Attention ! Soupçons de quantité anormale! Le ménage de Waly Diouf avec une taille de 7 personnes a consommé 4.5 Kg en taille unique de Pomme de terre qui est relativement élevé comme consommation par rapport à la condition de vie des autres ménages de même taille dans cette zone. Prière de corriger ou de confirmer avec le QG. Avertissement!! La quantité (4.75 litre) du produit Autres huiles alimentaires n.d.a. (maïs, palmiste, tournesol, coco, lait de vache, etc.) consommée  par le ménage semble très élevé, prière de corriger ou confirmer avec le QG. Avertissement!! Les quantités du Thé en feuille consommées en Pièce semble incoherent car les ménages consomment géneralement en sachet ou en paquet, prière de corriger ou confirmer avec le QG. Avertissement!!  le prix unitaire (2000 Fcfa) de Thé en feuille en Paquet de taille  Moyen est très faible ou élevé, prière de corriger. Avertissement!!! Le ménage a consommé 10 Kg taille unique de Viande de mouton, cette quantité semble anormale pour une consommation des 7 derniers jours.Prière de corriger ou de confirmer avec le QG. Avertissement!!! Le ménage a consommé 13 Morceau (Portion) Petit de Escargots, cette quantité semble anormale pour une consommation des 7 derniers jours.Prière de corriger ou de confirmer avec le QG. Avertissement!!! Le ménage a consommé 14 Sachets industriel Moyen de Caramel, bonbons, confiseries, etc., cette quantité semble anormale pour une consommation des 7 derniers jours.Prière de corriger ou de confirmer avec le QG. Avertissement!!! Le ménage a consommé 3 Paquet Petit de Thé en sachet, cette quantité semble anormale pour une consommation des 7 derniers jours.Prière de corriger ou de confirmer avec le QG. Avertissement!!! Le ménage a consommé 8 Morceau (Portion) Moyen de Poisson frais type 8, cette quantité semble anormale pour une consommation des 7 derniers jours.Prière de corriger ou de confirmer avec le QG. Attention ! Soupçons de quantité anormale! Le ménage de Waly Diouf avec une taille de 7 personnes a consommé 8 Morceau (Portion) en Moyen de Poisson frais type 8 qui est relativement élevé comme consommation par rapport à la condition de vie des autres ménages de même taille dans cette zone. Prière de corriger ou de confirmer avec le QG. Avertissement!!! Le ménage a consommé 9 Morceau (Portion) Moyen de Silure séché, cette quantité semble anormale pour une consommation des 7 derniers jours.Prière de corriger ou de confirmer avec le QG. Difficile de consommer le Sel en Sachets industriel Moyen prière de verifier. Incohérence!! Dans ce ménage, chaque individus consomme par jour 9.311225 Kg  de cereale; Prière de revoir les quantités prises de ces produits. Incohérence!! Dans ce ménage, chaque individus consomme par jour 9.311225 Kg  de cereale; Prière de revoir les quantités prises de ces produits. Attention ! Soupçons de quantité anormale! Le ménage de Waly Diouf avec une taille de 7 personnes a consommé 26.5 Kg en taille unique de Riz importé parfumé qui est relativement élevé comme consommation par rapport à la condition de vie des autres ménages de même taille dans cette zone. Prière de corriger ou de confirmer avec le QG.</w:t>
+        <w:t>- Attention ! Le prix unitaire d'achat (125 Fcfa) de Œufs frais en Pièce (taille unique) est relativement élevé par rapport aux autres prix observés dans cette zone. Prière de corriger ou de confirmer avec le QG. Attention ! Soupçons de quantité anormale! Le ménage de Waly Diouf avec une taille de 7 personnes a consommé 36 Pièce en taille unique de Œufs frais qui est relativement élevé comme consommation par rapport à la condition de vie des autres ménages de même taille dans cette zone. Prière de corriger ou de confirmer avec le QG. Attention ! Le prix unitaire d'achat (150 Fcfa) de Patate douce en Pièce (Moyen) est relativement élevé par rapport aux autres prix observés dans cette zone. Prière de corriger ou de confirmer avec le QG. Attention ! Le prix unitaire d'achat (300 Fcfa) de Concombre en Pièce (Moyen) est relativement élevé par rapport aux autres prix observés dans cette zone. Prière de corriger ou de confirmer avec le QG. Attention ! Le prix unitaire d'achat (5000 Fcfa) de Viande de poulet entier en Pièce (Grand) est relativement élevé par rapport aux autres prix observés dans cette zone. Prière de corriger ou de confirmer avec le QG. Attention ! Soupçons de quantité anormale! Le ménage de Waly Diouf avec une taille de 7 personnes a consommé 1.5 Kg en taille unique de Silure fumé qui est relativement élevé comme consommation par rapport à la condition de vie des autres ménages de même taille dans cette zone. Prière de corriger ou de confirmer avec le QG. Attention ! Soupçons de quantité anormale! Le ménage de Waly Diouf avec une taille de 7 personnes a consommé 10.25 Kg en taille unique de Oignon frais qui est relativement élevé comme consommation par rapport à la condition de vie des autres ménages de même taille dans cette zone. Prière de corriger ou de confirmer avec le QG. Attention ! Soupçons de quantité anormale! Le ménage de Waly Diouf avec une taille de 7 personnes a consommé 12 Pièce en Petit de Carotte qui est relativement élevé comme consommation par rapport à la condition de vie des autres ménages de même taille dans cette zone. Prière de corriger ou de confirmer avec le QG. Attention ! Soupçons de quantité anormale! Le ménage de Waly Diouf avec une taille de 7 personnes a consommé 13 Sachets en Petit de Piment séché qui est relativement élevé comme consommation par rapport à la condition de vie des autres ménages de même taille dans cette zone. Prière de corriger ou de confirmer avec le QG. Attention ! Soupçons de quantité anormale! Le ménage de Waly Diouf avec une taille de 7 personnes a consommé 18 Pièce en Moyen de Aubergine sauvage  qui est relativement élevé comme consommation par rapport à la condition de vie des autres ménages de même taille dans cette zone. Prière de corriger ou de confirmer avec le QG. Attention ! Soupçons de quantité anormale! Le ménage de Waly Diouf avec une taille de 7 personnes a consommé 4.5 Kg en taille unique de Pomme de terre qui est relativement élevé comme consommation par rapport à la condition de vie des autres ménages de même taille dans cette zone. Prière de corriger ou de confirmer avec le QG. Attention ! Soupçons de quantité anormale! Le ménage de Waly Diouf avec une taille de 7 personnes a consommé 6 Pièce en Petit de Aubergine   qui est relativement élevé comme consommation par rapport à la condition de vie des autres ménages de même taille dans cette zone. Prière de corriger ou de confirmer avec le QG. Avertissement!! La quantité (4.75 litre) du produit Autres huiles alimentaires n.d.a. (maïs, palmiste, tournesol, coco, lait de vache, etc.) consommée  par le ménage semble très élevé, prière de corriger ou confirmer avec le QG. Avertissement!! Les quantités du Thé en feuille consommées en Pièce semble incoherent car les ménages consomment géneralement en sachet ou en paquet, prière de corriger ou confirmer avec le QG. Avertissement!!  le prix unitaire (2000 Fcfa) de Thé en feuille en Paquet de taille  Moyen est très faible ou élevé, prière de corriger. Avertissement!!! Le ménage a consommé 10 Kg taille unique de Viande de mouton, cette quantité semble anormale pour une consommation des 7 derniers jours.Prière de corriger ou de confirmer avec le QG. Avertissement!!! Le ménage a consommé 13 Morceau (Portion) Petit de Escargots, cette quantité semble anormale pour une consommation des 7 derniers jours.Prière de corriger ou de confirmer avec le QG. Avertissement!!! Le ménage a consommé 14 Sachets industriel Moyen de Caramel, bonbons, confiseries, etc., cette quantité semble anormale pour une consommation des 7 derniers jours.Prière de corriger ou de confirmer avec le QG. Avertissement!!! Le ménage a consommé 3 Paquet Petit de Thé en sachet, cette quantité semble anormale pour une consommation des 7 derniers jours.Prière de corriger ou de confirmer avec le QG. Avertissement!!! Le ménage a consommé 8 Morceau (Portion) Moyen de Poisson frais type 8, cette quantité semble anormale pour une consommation des 7 derniers jours.Prière de corriger ou de confirmer avec le QG. Attention ! Soupçons de quantité anormale! Le ménage de Waly Diouf avec une taille de 7 personnes a consommé 8 Morceau (Portion) en Moyen de Poisson frais type 8 qui est relativement élevé comme consommation par rapport à la condition de vie des autres ménages de même taille dans cette zone. Prière de corriger ou de confirmer avec le QG. Avertissement!!! Le ménage a consommé 9 Morceau (Portion) Moyen de Silure séché, cette quantité semble anormale pour une consommation des 7 derniers jours.Prière de corriger ou de confirmer avec le QG. Difficile de consommer le Sel en Sachets industriel Moyen prière de verifier. Incohérence!! Dans ce ménage, chaque individus consomme par jour 15.56939 Kg  de cereale; Prière de revoir les quantités prises de ces produits. Incohérence!! Dans ce ménage, chaque individus consomme par jour 15.56939 Kg  de cereale; Prière de revoir les quantités prises de ces produits. Attention ! Soupçons de quantité anormale! Le ménage de Waly Diouf avec une taille de 7 personnes a consommé 26.5 Kg en taille unique de Riz importé parfumé qui est relativement élevé comme consommation par rapport à la condition de vie des autres ménages de même taille dans cette zone. Prière de corriger ou de confirmer avec le QG.</w:t>
       </w:r>
     </w:p>
     <w:p>
@@ -6561,7 +6469,7 @@
         <w:rPr>
           <w:sz w:val="20"/>
         </w:rPr>
-        <w:t>- Attention ! Le prix unitaire d'achat (800 Fcfa) de Banane douce en Kg (taille unique) est relativement faible par rapport aux autres prix observés dans cette zone. Prière de corriger ou de confirmer avec le QG. Avertissement!!! Le ménage a consommé 14 Verre ( à thé) taille unique de Sucre en poudre , cette quantité semble anormale pour une consommation des 7 derniers jours.Prière de corriger ou de confirmer avec le QG. Avertissement!!! Le ménage a consommé 4 Paquet Moyen de Thé en sachet, cette quantité semble anormale pour une consommation des 7 derniers jours.Prière de corriger ou de confirmer avec le QG. Avertissement!! le prix unitaire (150 Fcfa) de Thé en sachet (unité: Paquet) de taille Moyen est très faible ou élevé. Prière de corriger ou de confirmer avec le QG.</w:t>
+        <w:t>- Attention ! Le prix unitaire d'achat (800 Fcfa) de Banane douce en Kg (taille unique) est relativement faible par rapport aux autres prix observés dans cette zone. Prière de corriger ou de confirmer avec le QG. Attention ! Soupçons de quantité anormale! Le ménage de Abdou RahmanThiam avec une taille de 1 personnes a consommé 4 Canette de 33 cl en taille unique de Boissons gazeuses (Coca, Fanta, Vimto, Sprite, etc.) qui est relativement élevé comme consommation par rapport à la condition de vie des autres ménages de même taille dans cette zone. Prière de corriger ou de confirmer avec le QG. Avertissement!!! Le ménage a consommé 14 Verre ( à thé) taille unique de Sucre en poudre , cette quantité semble anormale pour une consommation des 7 derniers jours.Prière de corriger ou de confirmer avec le QG. Avertissement!!! Le ménage a consommé 4 Paquet Moyen de Thé en sachet, cette quantité semble anormale pour une consommation des 7 derniers jours.Prière de corriger ou de confirmer avec le QG. Avertissement!! le prix unitaire (150 Fcfa) de Thé en sachet (unité: Paquet) de taille Moyen est très faible ou élevé. Prière de corriger ou de confirmer avec le QG.</w:t>
       </w:r>
     </w:p>
     <w:p>
@@ -7209,7 +7117,7 @@
         <w:rPr>
           <w:sz w:val="20"/>
         </w:rPr>
-        <w:t>- Attention ! Le prix unitaire d'achat (1500 Fcfa) de Pastèque en Pièce (Moyen) est relativement élevé par rapport aux autres prix observés dans cette zone. Prière de corriger ou de confirmer avec le QG. Attention ! Le prix unitaire d'achat (1800 Fcfa) de Cube alimentaire (Maggi, Jumbo, ) en Tablette (Moyen) est relativement élevé par rapport aux autres prix observés dans cette zone. Prière de corriger ou de confirmer avec le QG. Attention ! Le prix unitaire d'achat (2000 Fcfa) de Capitaine frais en Tas (Moyen) est relativement élevé par rapport aux autres prix observés dans cette zone. Prière de corriger ou de confirmer avec le QG. Attention ! Le prix unitaire d'achat (400 Fcfa) de Autres vinaigres en Bouteille (Moyen) est relativement faible par rapport aux autres prix observés dans cette zone. Prière de corriger ou de confirmer avec le QG. Attention ! Soupçons de quantité anormale! Le ménage de Bator Fall avec une taille de 6 personnes a consommé 12 Pièce en Petit de Carotte qui est relativement élevé comme consommation par rapport à la condition de vie des autres ménages de même taille dans cette zone. Prière de corriger ou de confirmer avec le QG. Attention ! Soupçons de quantité anormale! Le ménage de Bator Fall avec une taille de 6 personnes a consommé 18 Pièce en Moyen de Poivron frais qui est relativement élevé comme consommation par rapport à la condition de vie des autres ménages de même taille dans cette zone. Prière de corriger ou de confirmer avec le QG. Attention ! Soupçons de quantité anormale! Le ménage de Bator Fall avec une taille de 6 personnes a consommé 7 Bouteille 10l en taille unique de Eau minérale/filtrée en bouteille locale qui est relativement élevé comme consommation par rapport à la condition de vie des autres ménages de même taille dans cette zone. Prière de corriger ou de confirmer avec le QG. Attention ! Soupçons de quantité anormale! Le ménage de Bator Fall avec une taille de 6 personnes a consommé 8 Pièce en Petit de Patate douce qui est relativement élevé comme consommation par rapport à la condition de vie des autres ménages de même taille dans cette zone. Prière de corriger ou de confirmer avec le QG. Avertissement!!! Le ménage a consommé 3 Paquet Petit de Thé en sachet, cette quantité semble anormale pour une consommation des 7 derniers jours.Prière de corriger ou de confirmer avec le QG. Avertissement!! le prix unitaire (150 Fcfa) de Thé en sachet (unité: Paquet) de taille Petit est très faible ou élevé. Prière de corriger ou de confirmer avec le QG. Incohérence!! Dans ce ménage, chaque individus consomme par jour 35.65047 Kg  de cereale; Prière de revoir les quantités prises de ces produits. Le prix d'achat unitaire (7000 Fcfa) de Silure séché en Kg de taille taille unique prière de regarder les reponses prises dans les questions s07bq07a s07bq07b s07bq07c s07bq08 pour mieux corriger.</w:t>
+        <w:t>- Attention ! Le prix unitaire d'achat (1800 Fcfa) de Cube alimentaire (Maggi, Jumbo, ) en Tablette (Moyen) est relativement élevé par rapport aux autres prix observés dans cette zone. Prière de corriger ou de confirmer avec le QG. Attention ! Le prix unitaire d'achat (2000 Fcfa) de Capitaine frais en Tas (Moyen) est relativement élevé par rapport aux autres prix observés dans cette zone. Prière de corriger ou de confirmer avec le QG. Attention ! Le prix unitaire d'achat (300 Fcfa) de Concombre en Pièce (Moyen) est relativement élevé par rapport aux autres prix observés dans cette zone. Prière de corriger ou de confirmer avec le QG. Attention ! Le prix unitaire d'achat (300 Fcfa) de Lait concentré non-sucré en Pot (Petit) est relativement faible par rapport aux autres prix observés dans cette zone. Prière de corriger ou de confirmer avec le QG. Attention ! Le prix unitaire d'achat (400 Fcfa) de Autres vinaigres en Bouteille (Moyen) est relativement faible par rapport aux autres prix observés dans cette zone. Prière de corriger ou de confirmer avec le QG. Attention ! Soupçons de quantité anormale! Le ménage de Bator Fall avec une taille de 6 personnes a consommé .75 Kg en taille unique de Petit pois secs qui est relativement élevé comme consommation par rapport à la condition de vie des autres ménages de même taille dans cette zone. Prière de corriger ou de confirmer avec le QG. Attention ! Soupçons de quantité anormale! Le ménage de Bator Fall avec une taille de 6 personnes a consommé 12 Pièce en Petit de Carotte qui est relativement élevé comme consommation par rapport à la condition de vie des autres ménages de même taille dans cette zone. Prière de corriger ou de confirmer avec le QG. Attention ! Soupçons de quantité anormale! Le ménage de Bator Fall avec une taille de 6 personnes a consommé 17 Pièce en Petit de Piment frais qui est relativement élevé comme consommation par rapport à la condition de vie des autres ménages de même taille dans cette zone. Prière de corriger ou de confirmer avec le QG. Attention ! Soupçons de quantité anormale! Le ménage de Bator Fall avec une taille de 6 personnes a consommé 18 Pièce en Moyen de Poivron frais qui est relativement élevé comme consommation par rapport à la condition de vie des autres ménages de même taille dans cette zone. Prière de corriger ou de confirmer avec le QG. Attention ! Soupçons de quantité anormale! Le ménage de Bator Fall avec une taille de 6 personnes a consommé 7 Bouteille 10l en taille unique de Eau minérale/filtrée en bouteille locale qui est relativement élevé comme consommation par rapport à la condition de vie des autres ménages de même taille dans cette zone. Prière de corriger ou de confirmer avec le QG. Avertissement!!! Le ménage a consommé 3 Paquet Petit de Thé en sachet, cette quantité semble anormale pour une consommation des 7 derniers jours.Prière de corriger ou de confirmer avec le QG. Avertissement!! le prix unitaire (150 Fcfa) de Thé en sachet (unité: Paquet) de taille Petit est très faible ou élevé. Prière de corriger ou de confirmer avec le QG. Incohérence!! Dans ce ménage, chaque individus consomme par jour 63.52095 Kg  de cereale; Prière de revoir les quantités prises de ces produits. Le prix d'achat unitaire (7000 Fcfa) de Silure séché en Kg de taille taille unique prière de regarder les reponses prises dans les questions s07bq07a s07bq07b s07bq07c s07bq08 pour mieux corriger.</w:t>
       </w:r>
     </w:p>
     <w:p>
@@ -7295,8 +7203,6 @@
         <w:rPr>
           <w:sz w:val="20"/>
         </w:rPr>
-        <w:t xml:space="preserve">- Attention ! Lit a été revendu à 500000 Fcfa qui est relativement élevé par rapport aux autres prix de revente observés dans cette zone. Prière de corriger ou de confirmer avec le QG. </w:t>
-        <w:br/>
         <w:t>- Attention ! Tapis a été achété à 100000 Fcfa est relativement élevé par rapport aux autres prix d'achat observés dans cette zone. Prière de corriger ou de confirmer avec le QG. Attention ! Tapis a été revendu à 50000 Fcfa qui est relativement élevé par rapport aux autres prix de revente observés dans cette zone. Prière de corriger ou de confirmer avec le QG.</w:t>
       </w:r>
     </w:p>
